--- a/docs/Chapter_4_and_5_Eunice.docx
+++ b/docs/Chapter_4_and_5_Eunice.docx
@@ -829,6 +829,38 @@
           <w:sz w:val="24"/>
         </w:rPr>
       </w:r>
+      <w:drawing xmlns:a="http://schemas.openxmlformats.org/drawingml/2006/main" xmlns:pic="http://schemas.openxmlformats.org/drawingml/2006/picture">
+        <wp:inline>
+          <wp:extent cx="5303520" cy="3598817"/>
+          <wp:docPr id="2105769039" name="Picture 2105769039"/>
+          <wp:cNvGraphicFramePr>
+            <a:graphicFrameLocks noChangeAspect="1"/>
+          </wp:cNvGraphicFramePr>
+          <a:graphic>
+            <a:graphicData uri="http://schemas.openxmlformats.org/drawingml/2006/picture">
+              <pic:pic>
+                <pic:nvPicPr>
+                  <pic:cNvPr id="0" name="fig_4_1_dashboard.png"/>
+                  <pic:cNvPicPr/>
+                </pic:nvPicPr>
+                <pic:blipFill>
+                  <a:blip r:embed="rId22"/>
+                  <a:stretch>
+                    <a:fillRect/>
+                  </a:stretch>
+                </pic:blipFill>
+                <pic:spPr>
+                  <a:xfrm>
+                    <a:off x="0" y="0"/>
+                    <a:ext cx="5303520" cy="3598817"/>
+                  </a:xfrm>
+                  <a:prstGeom prst="rect"/>
+                </pic:spPr>
+              </pic:pic>
+            </a:graphicData>
+          </a:graphic>
+        </wp:inline>
+      </w:drawing>
     </w:p>
     <w:p>
       <w:pPr>
@@ -836,14 +868,7 @@
         <w:jc w:val="both"/>
       </w:pPr>
       <w:r>
-        <w:rPr>
-          <w:rFonts w:ascii="Times New Roman" w:hAnsi="Times New Roman"/>
-          <w:b w:val="0"/>
-          <w:i w:val="0"/>
-          <w:color w:val="000000"/>
-          <w:sz w:val="24"/>
-        </w:rPr>
-        <w:t>Figure 4.1 outlines the relational structure. Table `storage_tiers` acts as a lookup entity referenced by table `allocations` through the foreign key `recommended_tier_id`.</w:t>
+        <w:t>Figure 3.4 outlines the relational entity structure. Table `storage_tiers` acts as a lookup entity referenced by table `allocations` through the foreign key `recommended_tier_id`.</w:t>
       </w:r>
     </w:p>
     <w:p>
@@ -1823,6 +1848,47 @@
           <w:sz w:val="24"/>
         </w:rPr>
       </w:r>
+      <w:drawing xmlns:a="http://schemas.openxmlformats.org/drawingml/2006/main">
+        <wp:inline wp14:editId="3F44E45C" wp14:anchorId="28988294">
+          <wp:extent cx="5667375" cy="3838575"/>
+          <wp:effectExtent l="0" t="0" r="0" b="0"/>
+          <wp:docPr id="913749610" name="drawing"/>
+          <wp:cNvGraphicFramePr>
+            <a:graphicFrameLocks noChangeAspect="1"/>
+          </wp:cNvGraphicFramePr>
+          <a:graphic>
+            <a:graphicData uri="http://schemas.openxmlformats.org/drawingml/2006/picture">
+              <pic:pic xmlns:pic="http://schemas.openxmlformats.org/drawingml/2006/picture">
+                <pic:nvPicPr>
+                  <pic:cNvPr id="913749610" name="Picture 913749610"/>
+                  <pic:cNvPicPr/>
+                </pic:nvPicPr>
+                <pic:blipFill>
+                  <a:blip r:embed="rId566571948">
+                    <a:extLst>
+                      <a:ext uri="{28A0092B-C50C-407E-A947-70E740481C1C}">
+                        <a14:useLocalDpi xmlns:a14="http://schemas.microsoft.com/office/drawing/2010/main"/>
+                      </a:ext>
+                    </a:extLst>
+                  </a:blip>
+                  <a:stretch>
+                    <a:fillRect/>
+                  </a:stretch>
+                </pic:blipFill>
+                <pic:spPr>
+                  <a:xfrm>
+                    <a:off x="0" y="0"/>
+                    <a:ext cx="5667375" cy="3838575"/>
+                  </a:xfrm>
+                  <a:prstGeom prst="rect">
+                    <a:avLst/>
+                  </a:prstGeom>
+                </pic:spPr>
+              </pic:pic>
+            </a:graphicData>
+          </a:graphic>
+        </wp:inline>
+      </w:drawing>
     </w:p>
     <w:p>
       <w:pPr>
@@ -1922,6 +1988,47 @@
           <w:sz w:val="24"/>
         </w:rPr>
       </w:r>
+      <w:drawing xmlns:a="http://schemas.openxmlformats.org/drawingml/2006/main">
+        <wp:inline wp14:editId="5FE2437C" wp14:anchorId="005C46AF">
+          <wp:extent cx="5667375" cy="3838575"/>
+          <wp:effectExtent l="0" t="0" r="0" b="0"/>
+          <wp:docPr id="877695520" name="drawing"/>
+          <wp:cNvGraphicFramePr>
+            <a:graphicFrameLocks noChangeAspect="1"/>
+          </wp:cNvGraphicFramePr>
+          <a:graphic>
+            <a:graphicData uri="http://schemas.openxmlformats.org/drawingml/2006/picture">
+              <pic:pic xmlns:pic="http://schemas.openxmlformats.org/drawingml/2006/picture">
+                <pic:nvPicPr>
+                  <pic:cNvPr id="877695520" name="Picture 877695520"/>
+                  <pic:cNvPicPr/>
+                </pic:nvPicPr>
+                <pic:blipFill>
+                  <a:blip r:embed="rId1070370589">
+                    <a:extLst>
+                      <a:ext uri="{28A0092B-C50C-407E-A947-70E740481C1C}">
+                        <a14:useLocalDpi xmlns:a14="http://schemas.microsoft.com/office/drawing/2010/main"/>
+                      </a:ext>
+                    </a:extLst>
+                  </a:blip>
+                  <a:stretch>
+                    <a:fillRect/>
+                  </a:stretch>
+                </pic:blipFill>
+                <pic:spPr>
+                  <a:xfrm>
+                    <a:off x="0" y="0"/>
+                    <a:ext cx="5667375" cy="3838575"/>
+                  </a:xfrm>
+                  <a:prstGeom prst="rect">
+                    <a:avLst/>
+                  </a:prstGeom>
+                </pic:spPr>
+              </pic:pic>
+            </a:graphicData>
+          </a:graphic>
+        </wp:inline>
+      </w:drawing>
     </w:p>
     <w:p>
       <w:pPr>
@@ -2001,6 +2108,47 @@
           <w:sz w:val="24"/>
         </w:rPr>
       </w:r>
+      <w:drawing xmlns:a="http://schemas.openxmlformats.org/drawingml/2006/main">
+        <wp:inline wp14:editId="2495C542" wp14:anchorId="5E6B977B">
+          <wp:extent cx="5667375" cy="3838575"/>
+          <wp:effectExtent l="0" t="0" r="0" b="0"/>
+          <wp:docPr id="632254685" name="drawing"/>
+          <wp:cNvGraphicFramePr>
+            <a:graphicFrameLocks noChangeAspect="1"/>
+          </wp:cNvGraphicFramePr>
+          <a:graphic>
+            <a:graphicData uri="http://schemas.openxmlformats.org/drawingml/2006/picture">
+              <pic:pic xmlns:pic="http://schemas.openxmlformats.org/drawingml/2006/picture">
+                <pic:nvPicPr>
+                  <pic:cNvPr id="632254685" name="Picture 632254685"/>
+                  <pic:cNvPicPr/>
+                </pic:nvPicPr>
+                <pic:blipFill>
+                  <a:blip r:embed="rId1048087384">
+                    <a:extLst>
+                      <a:ext uri="{28A0092B-C50C-407E-A947-70E740481C1C}">
+                        <a14:useLocalDpi xmlns:a14="http://schemas.microsoft.com/office/drawing/2010/main"/>
+                      </a:ext>
+                    </a:extLst>
+                  </a:blip>
+                  <a:stretch>
+                    <a:fillRect/>
+                  </a:stretch>
+                </pic:blipFill>
+                <pic:spPr>
+                  <a:xfrm>
+                    <a:off x="0" y="0"/>
+                    <a:ext cx="5667375" cy="3838575"/>
+                  </a:xfrm>
+                  <a:prstGeom prst="rect">
+                    <a:avLst/>
+                  </a:prstGeom>
+                </pic:spPr>
+              </pic:pic>
+            </a:graphicData>
+          </a:graphic>
+        </wp:inline>
+      </w:drawing>
     </w:p>
     <w:p>
       <w:pPr>
@@ -2080,6 +2228,47 @@
           <w:sz w:val="24"/>
         </w:rPr>
       </w:r>
+      <w:drawing xmlns:a="http://schemas.openxmlformats.org/drawingml/2006/main">
+        <wp:inline wp14:editId="112A0B39" wp14:anchorId="6F348621">
+          <wp:extent cx="5667375" cy="3838575"/>
+          <wp:effectExtent l="0" t="0" r="0" b="0"/>
+          <wp:docPr id="2105769029" name="drawing"/>
+          <wp:cNvGraphicFramePr>
+            <a:graphicFrameLocks noChangeAspect="1"/>
+          </wp:cNvGraphicFramePr>
+          <a:graphic>
+            <a:graphicData uri="http://schemas.openxmlformats.org/drawingml/2006/picture">
+              <pic:pic xmlns:pic="http://schemas.openxmlformats.org/drawingml/2006/picture">
+                <pic:nvPicPr>
+                  <pic:cNvPr id="2105769029" name="Picture 2105769029"/>
+                  <pic:cNvPicPr/>
+                </pic:nvPicPr>
+                <pic:blipFill>
+                  <a:blip r:embed="rId501883793">
+                    <a:extLst>
+                      <a:ext uri="{28A0092B-C50C-407E-A947-70E740481C1C}">
+                        <a14:useLocalDpi xmlns:a14="http://schemas.microsoft.com/office/drawing/2010/main"/>
+                      </a:ext>
+                    </a:extLst>
+                  </a:blip>
+                  <a:stretch>
+                    <a:fillRect/>
+                  </a:stretch>
+                </pic:blipFill>
+                <pic:spPr>
+                  <a:xfrm>
+                    <a:off x="0" y="0"/>
+                    <a:ext cx="5667375" cy="3838575"/>
+                  </a:xfrm>
+                  <a:prstGeom prst="rect">
+                    <a:avLst/>
+                  </a:prstGeom>
+                </pic:spPr>
+              </pic:pic>
+            </a:graphicData>
+          </a:graphic>
+        </wp:inline>
+      </w:drawing>
     </w:p>
     <w:p>
       <w:pPr>
@@ -2192,6 +2381,47 @@
           <w:sz w:val="24"/>
         </w:rPr>
       </w:r>
+      <w:drawing xmlns:a="http://schemas.openxmlformats.org/drawingml/2006/main">
+        <wp:inline wp14:editId="63F25BE1" wp14:anchorId="1D7A82B2">
+          <wp:extent cx="5667375" cy="4657725"/>
+          <wp:effectExtent l="0" t="0" r="0" b="0"/>
+          <wp:docPr id="1256395203" name="drawing"/>
+          <wp:cNvGraphicFramePr>
+            <a:graphicFrameLocks noChangeAspect="1"/>
+          </wp:cNvGraphicFramePr>
+          <a:graphic>
+            <a:graphicData uri="http://schemas.openxmlformats.org/drawingml/2006/picture">
+              <pic:pic xmlns:pic="http://schemas.openxmlformats.org/drawingml/2006/picture">
+                <pic:nvPicPr>
+                  <pic:cNvPr id="1256395203" name="Picture 1256395203"/>
+                  <pic:cNvPicPr/>
+                </pic:nvPicPr>
+                <pic:blipFill>
+                  <a:blip r:embed="rId971864358">
+                    <a:extLst>
+                      <a:ext uri="{28A0092B-C50C-407E-A947-70E740481C1C}">
+                        <a14:useLocalDpi xmlns:a14="http://schemas.microsoft.com/office/drawing/2010/main"/>
+                      </a:ext>
+                    </a:extLst>
+                  </a:blip>
+                  <a:stretch>
+                    <a:fillRect/>
+                  </a:stretch>
+                </pic:blipFill>
+                <pic:spPr>
+                  <a:xfrm>
+                    <a:off x="0" y="0"/>
+                    <a:ext cx="5667375" cy="4657725"/>
+                  </a:xfrm>
+                  <a:prstGeom prst="rect">
+                    <a:avLst/>
+                  </a:prstGeom>
+                </pic:spPr>
+              </pic:pic>
+            </a:graphicData>
+          </a:graphic>
+        </wp:inline>
+      </w:drawing>
     </w:p>
     <w:p>
       <w:pPr>
@@ -2451,6 +2681,47 @@
           <w:sz w:val="24"/>
         </w:rPr>
       </w:r>
+      <w:drawing xmlns:a="http://schemas.openxmlformats.org/drawingml/2006/main">
+        <wp:inline wp14:editId="6A3734B2" wp14:anchorId="069ECBD2">
+          <wp:extent cx="5667375" cy="4429125"/>
+          <wp:effectExtent l="0" t="0" r="0" b="0"/>
+          <wp:docPr id="1104319396" name="drawing"/>
+          <wp:cNvGraphicFramePr>
+            <a:graphicFrameLocks noChangeAspect="1"/>
+          </wp:cNvGraphicFramePr>
+          <a:graphic>
+            <a:graphicData uri="http://schemas.openxmlformats.org/drawingml/2006/picture">
+              <pic:pic xmlns:pic="http://schemas.openxmlformats.org/drawingml/2006/picture">
+                <pic:nvPicPr>
+                  <pic:cNvPr id="1104319396" name="Picture 1104319396"/>
+                  <pic:cNvPicPr/>
+                </pic:nvPicPr>
+                <pic:blipFill>
+                  <a:blip r:embed="rId883997434">
+                    <a:extLst>
+                      <a:ext uri="{28A0092B-C50C-407E-A947-70E740481C1C}">
+                        <a14:useLocalDpi xmlns:a14="http://schemas.microsoft.com/office/drawing/2010/main"/>
+                      </a:ext>
+                    </a:extLst>
+                  </a:blip>
+                  <a:stretch>
+                    <a:fillRect/>
+                  </a:stretch>
+                </pic:blipFill>
+                <pic:spPr>
+                  <a:xfrm>
+                    <a:off x="0" y="0"/>
+                    <a:ext cx="5667375" cy="4429125"/>
+                  </a:xfrm>
+                  <a:prstGeom prst="rect">
+                    <a:avLst/>
+                  </a:prstGeom>
+                </pic:spPr>
+              </pic:pic>
+            </a:graphicData>
+          </a:graphic>
+        </wp:inline>
+      </w:drawing>
     </w:p>
     <w:p>
       <w:pPr>
@@ -2674,6 +2945,47 @@
           <w:sz w:val="24"/>
         </w:rPr>
       </w:r>
+      <w:drawing xmlns:a="http://schemas.openxmlformats.org/drawingml/2006/main">
+        <wp:inline wp14:editId="50D8560D" wp14:anchorId="2B74A7DD">
+          <wp:extent cx="5667375" cy="4886325"/>
+          <wp:effectExtent l="0" t="0" r="0" b="0"/>
+          <wp:docPr id="738647472" name="drawing"/>
+          <wp:cNvGraphicFramePr>
+            <a:graphicFrameLocks noChangeAspect="1"/>
+          </wp:cNvGraphicFramePr>
+          <a:graphic>
+            <a:graphicData uri="http://schemas.openxmlformats.org/drawingml/2006/picture">
+              <pic:pic xmlns:pic="http://schemas.openxmlformats.org/drawingml/2006/picture">
+                <pic:nvPicPr>
+                  <pic:cNvPr id="738647472" name="Picture 738647472"/>
+                  <pic:cNvPicPr/>
+                </pic:nvPicPr>
+                <pic:blipFill>
+                  <a:blip r:embed="rId1673157154">
+                    <a:extLst>
+                      <a:ext uri="{28A0092B-C50C-407E-A947-70E740481C1C}">
+                        <a14:useLocalDpi xmlns:a14="http://schemas.microsoft.com/office/drawing/2010/main"/>
+                      </a:ext>
+                    </a:extLst>
+                  </a:blip>
+                  <a:stretch>
+                    <a:fillRect/>
+                  </a:stretch>
+                </pic:blipFill>
+                <pic:spPr>
+                  <a:xfrm>
+                    <a:off x="0" y="0"/>
+                    <a:ext cx="5667375" cy="4886325"/>
+                  </a:xfrm>
+                  <a:prstGeom prst="rect">
+                    <a:avLst/>
+                  </a:prstGeom>
+                </pic:spPr>
+              </pic:pic>
+            </a:graphicData>
+          </a:graphic>
+        </wp:inline>
+      </w:drawing>
     </w:p>
     <w:p>
       <w:pPr>
@@ -2861,6 +3173,47 @@
           <w:sz w:val="24"/>
         </w:rPr>
       </w:r>
+      <w:drawing xmlns:a="http://schemas.openxmlformats.org/drawingml/2006/main">
+        <wp:inline wp14:editId="152CDD3D" wp14:anchorId="436391EC">
+          <wp:extent cx="5667375" cy="2800350"/>
+          <wp:effectExtent l="0" t="0" r="0" b="0"/>
+          <wp:docPr id="1918372037" name="drawing"/>
+          <wp:cNvGraphicFramePr>
+            <a:graphicFrameLocks noChangeAspect="1"/>
+          </wp:cNvGraphicFramePr>
+          <a:graphic>
+            <a:graphicData uri="http://schemas.openxmlformats.org/drawingml/2006/picture">
+              <pic:pic xmlns:pic="http://schemas.openxmlformats.org/drawingml/2006/picture">
+                <pic:nvPicPr>
+                  <pic:cNvPr id="1918372037" name="Picture 1918372037"/>
+                  <pic:cNvPicPr/>
+                </pic:nvPicPr>
+                <pic:blipFill>
+                  <a:blip r:embed="rId523206603">
+                    <a:extLst>
+                      <a:ext uri="{28A0092B-C50C-407E-A947-70E740481C1C}">
+                        <a14:useLocalDpi xmlns:a14="http://schemas.microsoft.com/office/drawing/2010/main"/>
+                      </a:ext>
+                    </a:extLst>
+                  </a:blip>
+                  <a:stretch>
+                    <a:fillRect/>
+                  </a:stretch>
+                </pic:blipFill>
+                <pic:spPr>
+                  <a:xfrm>
+                    <a:off x="0" y="0"/>
+                    <a:ext cx="5667375" cy="2800350"/>
+                  </a:xfrm>
+                  <a:prstGeom prst="rect">
+                    <a:avLst/>
+                  </a:prstGeom>
+                </pic:spPr>
+              </pic:pic>
+            </a:graphicData>
+          </a:graphic>
+        </wp:inline>
+      </w:drawing>
     </w:p>
     <w:p>
       <w:pPr>
@@ -2940,6 +3293,47 @@
           <w:sz w:val="24"/>
         </w:rPr>
       </w:r>
+      <w:drawing xmlns:a="http://schemas.openxmlformats.org/drawingml/2006/main">
+        <wp:inline wp14:editId="60F9146F" wp14:anchorId="3882113A">
+          <wp:extent cx="5667375" cy="3495675"/>
+          <wp:effectExtent l="0" t="0" r="0" b="0"/>
+          <wp:docPr id="767359316" name="drawing"/>
+          <wp:cNvGraphicFramePr>
+            <a:graphicFrameLocks noChangeAspect="1"/>
+          </wp:cNvGraphicFramePr>
+          <a:graphic>
+            <a:graphicData uri="http://schemas.openxmlformats.org/drawingml/2006/picture">
+              <pic:pic xmlns:pic="http://schemas.openxmlformats.org/drawingml/2006/picture">
+                <pic:nvPicPr>
+                  <pic:cNvPr id="767359316" name="Picture 767359316"/>
+                  <pic:cNvPicPr/>
+                </pic:nvPicPr>
+                <pic:blipFill>
+                  <a:blip r:embed="rId1417358334">
+                    <a:extLst>
+                      <a:ext uri="{28A0092B-C50C-407E-A947-70E740481C1C}">
+                        <a14:useLocalDpi xmlns:a14="http://schemas.microsoft.com/office/drawing/2010/main"/>
+                      </a:ext>
+                    </a:extLst>
+                  </a:blip>
+                  <a:stretch>
+                    <a:fillRect/>
+                  </a:stretch>
+                </pic:blipFill>
+                <pic:spPr>
+                  <a:xfrm>
+                    <a:off x="0" y="0"/>
+                    <a:ext cx="5667375" cy="3495675"/>
+                  </a:xfrm>
+                  <a:prstGeom prst="rect">
+                    <a:avLst/>
+                  </a:prstGeom>
+                </pic:spPr>
+              </pic:pic>
+            </a:graphicData>
+          </a:graphic>
+        </wp:inline>
+      </w:drawing>
     </w:p>
     <w:p>
       <w:pPr>
@@ -3745,6 +4139,11 @@
           <w:color w:val="000000"/>
           <w:sz w:val="24"/>
         </w:rPr>
+      </w:r>
+    </w:p>
+    <w:p>
+      <w:r>
+        <w:br w:type="page"/>
       </w:r>
     </w:p>
     <w:p>
